--- a/backend-exhibits/Box to SharePoint Online Standard Plan - Standard Not Include.docx
+++ b/backend-exhibits/Box to SharePoint Online Standard Plan - Standard Not Include.docx
@@ -50,7 +50,7 @@
             </w:pPr>
             <w:r>
               <w:rPr>
-                <w:rFonts w:ascii="Arial" w:eastAsia="Arial" w:hAnsi="Arial" w:cs="Arial"/>
+                <w:rFonts w:ascii="Arial" w:hAnsi="Arial" w:cs="Arial" w:eastAsia="Arial"/>
                 <w:b/>
                 <w:sz w:val="21"/>
                 <w:szCs w:val="21"/>
@@ -59,7 +59,7 @@
             </w:r>
             <w:r>
               <w:rPr>
-                <w:rFonts w:ascii="Arial" w:eastAsia="Arial" w:hAnsi="Arial" w:cs="Arial"/>
+                <w:rFonts w:ascii="Arial" w:hAnsi="Arial" w:cs="Arial" w:eastAsia="Arial"/>
                 <w:b/>
                 <w:sz w:val="21"/>
                 <w:szCs w:val="21"/>
@@ -68,7 +68,7 @@
             </w:r>
             <w:r>
               <w:rPr>
-                <w:rFonts w:ascii="Arial" w:eastAsia="Arial" w:hAnsi="Arial" w:cs="Arial"/>
+                <w:rFonts w:ascii="Arial" w:hAnsi="Arial" w:cs="Arial" w:eastAsia="Arial"/>
                 <w:b/>
                 <w:sz w:val="21"/>
                 <w:szCs w:val="21"/>
@@ -102,7 +102,7 @@
             </w:pPr>
             <w:r>
               <w:rPr>
-                <w:rFonts w:ascii="Arial" w:eastAsia="Arial" w:hAnsi="Arial" w:cs="Arial"/>
+                <w:rFonts w:ascii="Arial" w:hAnsi="Arial" w:cs="Arial" w:eastAsia="Arial"/>
                 <w:b/>
                 <w:sz w:val="21"/>
                 <w:szCs w:val="21"/>
@@ -130,7 +130,7 @@
             </w:pPr>
             <w:r>
               <w:rPr>
-                <w:rFonts w:ascii="Arial" w:eastAsia="Arial" w:hAnsi="Arial" w:cs="Arial"/>
+                <w:rFonts w:ascii="Arial" w:hAnsi="Arial" w:cs="Arial" w:eastAsia="Arial"/>
                 <w:sz w:val="21"/>
                 <w:szCs w:val="21"/>
               </w:rPr>
@@ -163,7 +163,7 @@
             </w:pPr>
             <w:r>
               <w:rPr>
-                <w:rFonts w:ascii="Arial" w:eastAsia="Arial" w:hAnsi="Arial" w:cs="Arial"/>
+                <w:rFonts w:ascii="Arial" w:hAnsi="Arial" w:cs="Arial" w:eastAsia="Arial"/>
                 <w:b/>
                 <w:sz w:val="21"/>
                 <w:szCs w:val="21"/>
@@ -191,7 +191,7 @@
             </w:pPr>
             <w:r>
               <w:rPr>
-                <w:rFonts w:ascii="Arial" w:eastAsia="Arial" w:hAnsi="Arial" w:cs="Arial"/>
+                <w:rFonts w:ascii="Arial" w:hAnsi="Arial" w:cs="Arial" w:eastAsia="Arial"/>
                 <w:sz w:val="21"/>
                 <w:szCs w:val="21"/>
               </w:rPr>
@@ -224,7 +224,7 @@
             </w:pPr>
             <w:r>
               <w:rPr>
-                <w:rFonts w:ascii="Arial" w:eastAsia="Arial" w:hAnsi="Arial" w:cs="Arial"/>
+                <w:rFonts w:ascii="Arial" w:hAnsi="Arial" w:cs="Arial" w:eastAsia="Arial"/>
                 <w:b/>
                 <w:sz w:val="21"/>
                 <w:szCs w:val="21"/>
@@ -252,7 +252,7 @@
             </w:pPr>
             <w:r>
               <w:rPr>
-                <w:rFonts w:ascii="Arial" w:eastAsia="Arial" w:hAnsi="Arial" w:cs="Arial"/>
+                <w:rFonts w:ascii="Arial" w:hAnsi="Arial" w:cs="Arial" w:eastAsia="Arial"/>
                 <w:sz w:val="21"/>
                 <w:szCs w:val="21"/>
               </w:rPr>
@@ -277,10 +277,10 @@
   <w:docDefaults>
     <w:rPrDefault>
       <w:rPr>
-        <w:rFonts w:asciiTheme="minorHAnsi" w:eastAsiaTheme="minorEastAsia" w:hAnsiTheme="minorHAnsi" w:cstheme="minorBidi"/>
+        <w:rFonts w:ascii="Arial" w:hAnsi="Arial" w:cs="Arial" w:eastAsia="Arial"/>
         <w:kern w:val="2"/>
-        <w:sz w:val="24"/>
-        <w:szCs w:val="24"/>
+        <w:sz w:val="21"/>
+        <w:szCs w:val="21"/>
         <w:lang w:val="en-IN" w:eastAsia="en-IN" w:bidi="ar-SA"/>
         <w14:ligatures w14:val="standardContextual"/>
       </w:rPr>
@@ -676,9 +676,9 @@
       <w:spacing w:line="259" w:lineRule="auto"/>
     </w:pPr>
     <w:rPr>
-      <w:rFonts w:ascii="Calibri" w:eastAsia="Calibri" w:hAnsi="Calibri" w:cs="Calibri"/>
+      <w:rFonts w:ascii="Arial" w:hAnsi="Arial" w:cs="Arial" w:eastAsia="Arial"/>
       <w:color w:val="000000"/>
-      <w:sz w:val="22"/>
+      <w:sz w:val="21"/>
     </w:rPr>
   </w:style>
   <w:style w:type="character" w:default="1" w:styleId="DefaultParagraphFont">

--- a/backend-exhibits/Box to SharePoint Online Standard Plan - Standard Not Include.docx
+++ b/backend-exhibits/Box to SharePoint Online Standard Plan - Standard Not Include.docx
@@ -16,13 +16,14 @@
         <w:tblCellMar>
           <w:top w:w="106" w:type="dxa"/>
           <w:left w:w="65" w:type="dxa"/>
+          <w:bottom w:w="0" w:type="dxa"/>
           <w:right w:w="97" w:type="dxa"/>
         </w:tblCellMar>
         <w:tblLook w:val="04A0" w:firstRow="1" w:lastRow="0" w:firstColumn="1" w:lastColumn="0" w:noHBand="0" w:noVBand="1"/>
       </w:tblPr>
       <w:tblGrid>
-        <w:gridCol w:w="2374"/>
-        <w:gridCol w:w="8347"/>
+        <w:gridCol w:w="1888"/>
+        <w:gridCol w:w="8833"/>
       </w:tblGrid>
       <w:tr>
         <w:trPr>
@@ -42,38 +43,16 @@
           </w:tcPr>
           <w:p>
             <w:pPr>
+              <w:spacing w:after="0"/>
               <w:ind w:left="1"/>
-              <w:rPr>
-                <w:sz w:val="21"/>
-                <w:szCs w:val="21"/>
-              </w:rPr>
             </w:pPr>
             <w:r>
               <w:rPr>
-                <w:rFonts w:ascii="Arial" w:hAnsi="Arial" w:cs="Arial" w:eastAsia="Arial"/>
+                <w:rFonts w:ascii="Arial" w:eastAsia="Arial" w:hAnsi="Arial" w:cs="Arial"/>
                 <w:b/>
                 <w:sz w:val="21"/>
-                <w:szCs w:val="21"/>
               </w:rPr>
-              <w:t xml:space="preserve">              </w:t>
-            </w:r>
-            <w:r>
-              <w:rPr>
-                <w:rFonts w:ascii="Arial" w:hAnsi="Arial" w:cs="Arial" w:eastAsia="Arial"/>
-                <w:b/>
-                <w:sz w:val="21"/>
-                <w:szCs w:val="21"/>
-              </w:rPr>
-              <w:t xml:space="preserve">             </w:t>
-            </w:r>
-            <w:r>
-              <w:rPr>
-                <w:rFonts w:ascii="Arial" w:hAnsi="Arial" w:cs="Arial" w:eastAsia="Arial"/>
-                <w:b/>
-                <w:sz w:val="21"/>
-                <w:szCs w:val="21"/>
-              </w:rPr>
-              <w:t xml:space="preserve">NOT INCLUDED IN BOX TO SHAREPOINT ONLINE MIGRATION FEATURES </w:t>
+              <w:t xml:space="preserve">              NOT INCLUDED IN BOX TO SHAREPOINT ONLINE MIGRATION FEATURES </w:t>
             </w:r>
           </w:p>
         </w:tc>
@@ -84,7 +63,7 @@
         </w:trPr>
         <w:tc>
           <w:tcPr>
-            <w:tcW w:w="2374" w:type="dxa"/>
+            <w:tcW w:w="1888" w:type="dxa"/>
             <w:tcBorders>
               <w:top w:val="single" w:sz="6" w:space="0" w:color="666666"/>
               <w:left w:val="single" w:sz="6" w:space="0" w:color="666666"/>
@@ -94,18 +73,14 @@
           </w:tcPr>
           <w:p>
             <w:pPr>
+              <w:spacing w:after="0"/>
               <w:ind w:left="1"/>
-              <w:rPr>
-                <w:sz w:val="21"/>
-                <w:szCs w:val="21"/>
-              </w:rPr>
             </w:pPr>
             <w:r>
               <w:rPr>
-                <w:rFonts w:ascii="Arial" w:hAnsi="Arial" w:cs="Arial" w:eastAsia="Arial"/>
+                <w:rFonts w:ascii="Arial" w:eastAsia="Arial" w:hAnsi="Arial" w:cs="Arial"/>
                 <w:b/>
-                <w:sz w:val="21"/>
-                <w:szCs w:val="21"/>
+                <w:sz w:val="19"/>
               </w:rPr>
               <w:t>Selective Versions</w:t>
             </w:r>
@@ -113,7 +88,7 @@
         </w:tc>
         <w:tc>
           <w:tcPr>
-            <w:tcW w:w="8347" w:type="dxa"/>
+            <w:tcW w:w="8833" w:type="dxa"/>
             <w:tcBorders>
               <w:top w:val="single" w:sz="6" w:space="0" w:color="666666"/>
               <w:left w:val="single" w:sz="6" w:space="0" w:color="666666"/>
@@ -123,16 +98,12 @@
           </w:tcPr>
           <w:p>
             <w:pPr>
-              <w:rPr>
-                <w:sz w:val="21"/>
-                <w:szCs w:val="21"/>
-              </w:rPr>
+              <w:spacing w:after="0"/>
             </w:pPr>
             <w:r>
               <w:rPr>
-                <w:rFonts w:ascii="Arial" w:hAnsi="Arial" w:cs="Arial" w:eastAsia="Arial"/>
-                <w:sz w:val="21"/>
-                <w:szCs w:val="21"/>
+                <w:rFonts w:ascii="Arial" w:eastAsia="Arial" w:hAnsi="Arial" w:cs="Arial"/>
+                <w:sz w:val="19"/>
               </w:rPr>
               <w:t>Migration of selective versions of files from source to destination. If we opt for five, the last five versions will get migrates to the destination.</w:t>
             </w:r>
@@ -145,7 +116,7 @@
         </w:trPr>
         <w:tc>
           <w:tcPr>
-            <w:tcW w:w="2374" w:type="dxa"/>
+            <w:tcW w:w="1888" w:type="dxa"/>
             <w:tcBorders>
               <w:top w:val="single" w:sz="6" w:space="0" w:color="666666"/>
               <w:left w:val="single" w:sz="6" w:space="0" w:color="666666"/>
@@ -155,18 +126,14 @@
           </w:tcPr>
           <w:p>
             <w:pPr>
+              <w:spacing w:after="0"/>
               <w:ind w:left="1"/>
-              <w:rPr>
-                <w:sz w:val="21"/>
-                <w:szCs w:val="21"/>
-              </w:rPr>
             </w:pPr>
             <w:r>
               <w:rPr>
-                <w:rFonts w:ascii="Arial" w:hAnsi="Arial" w:cs="Arial" w:eastAsia="Arial"/>
+                <w:rFonts w:ascii="Arial" w:eastAsia="Arial" w:hAnsi="Arial" w:cs="Arial"/>
                 <w:b/>
-                <w:sz w:val="21"/>
-                <w:szCs w:val="21"/>
+                <w:sz w:val="19"/>
               </w:rPr>
               <w:t>Box Notes</w:t>
             </w:r>
@@ -174,7 +141,7 @@
         </w:tc>
         <w:tc>
           <w:tcPr>
-            <w:tcW w:w="8347" w:type="dxa"/>
+            <w:tcW w:w="8833" w:type="dxa"/>
             <w:tcBorders>
               <w:top w:val="single" w:sz="6" w:space="0" w:color="666666"/>
               <w:left w:val="single" w:sz="6" w:space="0" w:color="666666"/>
@@ -184,16 +151,12 @@
           </w:tcPr>
           <w:p>
             <w:pPr>
-              <w:rPr>
-                <w:sz w:val="21"/>
-                <w:szCs w:val="21"/>
-              </w:rPr>
+              <w:spacing w:after="0"/>
             </w:pPr>
             <w:r>
               <w:rPr>
-                <w:rFonts w:ascii="Arial" w:hAnsi="Arial" w:cs="Arial" w:eastAsia="Arial"/>
-                <w:sz w:val="21"/>
-                <w:szCs w:val="21"/>
+                <w:rFonts w:ascii="Arial" w:eastAsia="Arial" w:hAnsi="Arial" w:cs="Arial"/>
+                <w:sz w:val="19"/>
               </w:rPr>
               <w:t>Migration of Box Notes files in the .DOCX format to the destination cloud.</w:t>
             </w:r>
@@ -206,7 +169,7 @@
         </w:trPr>
         <w:tc>
           <w:tcPr>
-            <w:tcW w:w="2374" w:type="dxa"/>
+            <w:tcW w:w="1888" w:type="dxa"/>
             <w:tcBorders>
               <w:top w:val="single" w:sz="6" w:space="0" w:color="666666"/>
               <w:left w:val="single" w:sz="6" w:space="0" w:color="666666"/>
@@ -216,18 +179,14 @@
           </w:tcPr>
           <w:p>
             <w:pPr>
+              <w:spacing w:after="0"/>
               <w:ind w:left="1"/>
-              <w:rPr>
-                <w:sz w:val="21"/>
-                <w:szCs w:val="21"/>
-              </w:rPr>
             </w:pPr>
             <w:r>
               <w:rPr>
-                <w:rFonts w:ascii="Arial" w:hAnsi="Arial" w:cs="Arial" w:eastAsia="Arial"/>
+                <w:rFonts w:ascii="Arial" w:eastAsia="Arial" w:hAnsi="Arial" w:cs="Arial"/>
                 <w:b/>
-                <w:sz w:val="21"/>
-                <w:szCs w:val="21"/>
+                <w:sz w:val="19"/>
               </w:rPr>
               <w:t>Embedded Links</w:t>
             </w:r>
@@ -235,7 +194,7 @@
         </w:tc>
         <w:tc>
           <w:tcPr>
-            <w:tcW w:w="8347" w:type="dxa"/>
+            <w:tcW w:w="8833" w:type="dxa"/>
             <w:tcBorders>
               <w:top w:val="single" w:sz="6" w:space="0" w:color="666666"/>
               <w:left w:val="single" w:sz="6" w:space="0" w:color="666666"/>
@@ -245,16 +204,12 @@
           </w:tcPr>
           <w:p>
             <w:pPr>
-              <w:rPr>
-                <w:sz w:val="21"/>
-                <w:szCs w:val="21"/>
-              </w:rPr>
+              <w:spacing w:after="0"/>
             </w:pPr>
             <w:r>
               <w:rPr>
-                <w:rFonts w:ascii="Arial" w:hAnsi="Arial" w:cs="Arial" w:eastAsia="Arial"/>
-                <w:sz w:val="21"/>
-                <w:szCs w:val="21"/>
+                <w:rFonts w:ascii="Arial" w:eastAsia="Arial" w:hAnsi="Arial" w:cs="Arial"/>
+                <w:sz w:val="19"/>
               </w:rPr>
               <w:t>The system retains the addresses of links present within a file, which point to other files in the cloud. These links' addresses will be transformed into appropriate destination formats during Migration.</w:t>
             </w:r>
@@ -277,10 +232,10 @@
   <w:docDefaults>
     <w:rPrDefault>
       <w:rPr>
-        <w:rFonts w:ascii="Arial" w:hAnsi="Arial" w:cs="Arial" w:eastAsia="Arial"/>
+        <w:rFonts w:asciiTheme="minorHAnsi" w:eastAsiaTheme="minorEastAsia" w:hAnsiTheme="minorHAnsi" w:cstheme="minorBidi"/>
         <w:kern w:val="2"/>
-        <w:sz w:val="21"/>
-        <w:szCs w:val="21"/>
+        <w:sz w:val="24"/>
+        <w:szCs w:val="24"/>
         <w:lang w:val="en-IN" w:eastAsia="en-IN" w:bidi="ar-SA"/>
         <w14:ligatures w14:val="standardContextual"/>
       </w:rPr>
@@ -676,9 +631,9 @@
       <w:spacing w:line="259" w:lineRule="auto"/>
     </w:pPr>
     <w:rPr>
-      <w:rFonts w:ascii="Arial" w:hAnsi="Arial" w:cs="Arial" w:eastAsia="Arial"/>
+      <w:rFonts w:ascii="Calibri" w:eastAsia="Calibri" w:hAnsi="Calibri" w:cs="Calibri"/>
       <w:color w:val="000000"/>
-      <w:sz w:val="21"/>
+      <w:sz w:val="22"/>
     </w:rPr>
   </w:style>
   <w:style w:type="character" w:default="1" w:styleId="DefaultParagraphFont">
